--- a/chapters/make.docx
+++ b/chapters/make.docx
@@ -15,7 +15,7 @@
         <w:pStyle w:val="Date"/>
       </w:pPr>
       <w:r>
-        <w:t xml:space="preserve">Last modified: 2026-08-29 22:12:54 (PDT)</w:t>
+        <w:t xml:space="preserve">Last modified: 2026-08-29 23:00:34 (PDT)</w:t>
       </w:r>
     </w:p>
     <w:p>

--- a/chapters/make.docx
+++ b/chapters/make.docx
@@ -15,7 +15,7 @@
         <w:pStyle w:val="Date"/>
       </w:pPr>
       <w:r>
-        <w:t xml:space="preserve">Last modified: 2026-08-29 23:00:34 (PDT)</w:t>
+        <w:t xml:space="preserve">Last modified: 2026-08-29 23:08:45 (PDT)</w:t>
       </w:r>
     </w:p>
     <w:p>

--- a/chapters/make.docx
+++ b/chapters/make.docx
@@ -15,7 +15,7 @@
         <w:pStyle w:val="Date"/>
       </w:pPr>
       <w:r>
-        <w:t xml:space="preserve">Last modified: 2026-08-29 23:08:45 (PDT)</w:t>
+        <w:t xml:space="preserve">Last modified: 2026-08-29 23:12:14 (PDT)</w:t>
       </w:r>
     </w:p>
     <w:p>

--- a/chapters/make.docx
+++ b/chapters/make.docx
@@ -15,7 +15,7 @@
         <w:pStyle w:val="Date"/>
       </w:pPr>
       <w:r>
-        <w:t xml:space="preserve">Last modified: 2026-08-29 23:12:14 (PDT)</w:t>
+        <w:t xml:space="preserve">Last modified: 2026-08-31 17:05:38 (PDT)</w:t>
       </w:r>
     </w:p>
     <w:p>

--- a/chapters/make.docx
+++ b/chapters/make.docx
@@ -15,7 +15,7 @@
         <w:pStyle w:val="Date"/>
       </w:pPr>
       <w:r>
-        <w:t xml:space="preserve">Last modified: 2026-08-31 17:05:38 (PDT)</w:t>
+        <w:t xml:space="preserve">Last modified: 2026-08-31 17:35:26 (PDT)</w:t>
       </w:r>
     </w:p>
     <w:p>

--- a/chapters/make.docx
+++ b/chapters/make.docx
@@ -15,7 +15,7 @@
         <w:pStyle w:val="Date"/>
       </w:pPr>
       <w:r>
-        <w:t xml:space="preserve">Last modified: 2026-08-31 17:35:26 (PDT)</w:t>
+        <w:t xml:space="preserve">Last modified: 2026-08-31 20:22:45 (PDT)</w:t>
       </w:r>
     </w:p>
     <w:p>

--- a/chapters/make.docx
+++ b/chapters/make.docx
@@ -15,7 +15,7 @@
         <w:pStyle w:val="Date"/>
       </w:pPr>
       <w:r>
-        <w:t xml:space="preserve">Last modified: 2026-08-31 20:22:45 (PDT)</w:t>
+        <w:t xml:space="preserve">Last modified: 2026-08-31 21:09:48 (PDT)</w:t>
       </w:r>
     </w:p>
     <w:p>

--- a/chapters/make.docx
+++ b/chapters/make.docx
@@ -15,7 +15,7 @@
         <w:pStyle w:val="Date"/>
       </w:pPr>
       <w:r>
-        <w:t xml:space="preserve">Last modified: 2026-08-31 21:09:48 (PDT)</w:t>
+        <w:t xml:space="preserve">Last modified: 2026-09-01 09:56:36 (PDT)</w:t>
       </w:r>
     </w:p>
     <w:p>

--- a/chapters/make.docx
+++ b/chapters/make.docx
@@ -15,7 +15,7 @@
         <w:pStyle w:val="Date"/>
       </w:pPr>
       <w:r>
-        <w:t xml:space="preserve">Last modified: 2026-09-01 09:56:36 (PDT)</w:t>
+        <w:t xml:space="preserve">Last modified: 2026-09-01 10:48:42 (PDT)</w:t>
       </w:r>
     </w:p>
     <w:p>

--- a/chapters/make.docx
+++ b/chapters/make.docx
@@ -15,7 +15,7 @@
         <w:pStyle w:val="Date"/>
       </w:pPr>
       <w:r>
-        <w:t xml:space="preserve">Last modified: 2026-09-01 10:48:42 (PDT)</w:t>
+        <w:t xml:space="preserve">Last modified: 2026-09-01 11:07:47 (PDT)</w:t>
       </w:r>
     </w:p>
     <w:p>

--- a/chapters/make.docx
+++ b/chapters/make.docx
@@ -15,7 +15,7 @@
         <w:pStyle w:val="Date"/>
       </w:pPr>
       <w:r>
-        <w:t xml:space="preserve">Last modified: 2026-09-01 11:07:47 (PDT)</w:t>
+        <w:t xml:space="preserve">Last modified: 2026-09-01 11:13:46 (PDT)</w:t>
       </w:r>
     </w:p>
     <w:p>

--- a/chapters/make.docx
+++ b/chapters/make.docx
@@ -15,7 +15,7 @@
         <w:pStyle w:val="Date"/>
       </w:pPr>
       <w:r>
-        <w:t xml:space="preserve">Last modified: 2026-09-01 11:13:46 (PDT)</w:t>
+        <w:t xml:space="preserve">Last modified: 2026-09-01 11:41:54 (PDT)</w:t>
       </w:r>
     </w:p>
     <w:p>

--- a/chapters/make.docx
+++ b/chapters/make.docx
@@ -15,7 +15,7 @@
         <w:pStyle w:val="Date"/>
       </w:pPr>
       <w:r>
-        <w:t xml:space="preserve">Last modified: 2026-09-01 11:41:54 (PDT)</w:t>
+        <w:t xml:space="preserve">Last modified: 2026-09-01 13:02:32 (PDT)</w:t>
       </w:r>
     </w:p>
     <w:p>

--- a/chapters/make.docx
+++ b/chapters/make.docx
@@ -15,7 +15,7 @@
         <w:pStyle w:val="Date"/>
       </w:pPr>
       <w:r>
-        <w:t xml:space="preserve">Last modified: 2026-09-01 13:02:32 (PDT)</w:t>
+        <w:t xml:space="preserve">Last modified: 2026-09-01 13:06:56 (PDT)</w:t>
       </w:r>
     </w:p>
     <w:p>

--- a/chapters/make.docx
+++ b/chapters/make.docx
@@ -15,7 +15,7 @@
         <w:pStyle w:val="Date"/>
       </w:pPr>
       <w:r>
-        <w:t xml:space="preserve">Last modified: 2026-09-01 13:06:56 (PDT)</w:t>
+        <w:t xml:space="preserve">Last modified: 2026-09-01 13:54:49 (PDT)</w:t>
       </w:r>
     </w:p>
     <w:p>

--- a/chapters/make.docx
+++ b/chapters/make.docx
@@ -15,7 +15,7 @@
         <w:pStyle w:val="Date"/>
       </w:pPr>
       <w:r>
-        <w:t xml:space="preserve">Last modified: 2026-09-01 13:54:49 (PDT)</w:t>
+        <w:t xml:space="preserve">Last modified: 2026-09-01 13:55:41 (PDT)</w:t>
       </w:r>
     </w:p>
     <w:p>

--- a/chapters/make.docx
+++ b/chapters/make.docx
@@ -15,7 +15,7 @@
         <w:pStyle w:val="Date"/>
       </w:pPr>
       <w:r>
-        <w:t xml:space="preserve">Last modified: 2026-09-01 13:55:41 (PDT)</w:t>
+        <w:t xml:space="preserve">Last modified: 2026-09-01 14:31:24 (PDT)</w:t>
       </w:r>
     </w:p>
     <w:p>

--- a/chapters/make.docx
+++ b/chapters/make.docx
@@ -15,7 +15,7 @@
         <w:pStyle w:val="Date"/>
       </w:pPr>
       <w:r>
-        <w:t xml:space="preserve">Last modified: 2026-09-01 14:31:24 (PDT)</w:t>
+        <w:t xml:space="preserve">Last modified: 2026-09-01 15:56:38 (PDT)</w:t>
       </w:r>
     </w:p>
     <w:p>

--- a/chapters/make.docx
+++ b/chapters/make.docx
@@ -15,7 +15,7 @@
         <w:pStyle w:val="Date"/>
       </w:pPr>
       <w:r>
-        <w:t xml:space="preserve">Last modified: 2026-09-01 15:56:38 (PDT)</w:t>
+        <w:t xml:space="preserve">Last modified: 2026-09-01 16:49:22 (PDT)</w:t>
       </w:r>
     </w:p>
     <w:p>

--- a/chapters/make.docx
+++ b/chapters/make.docx
@@ -15,7 +15,7 @@
         <w:pStyle w:val="Date"/>
       </w:pPr>
       <w:r>
-        <w:t xml:space="preserve">Last modified: 2026-09-01 16:49:22 (PDT)</w:t>
+        <w:t xml:space="preserve">Last modified: 2026-09-01 16:51:49 (PDT)</w:t>
       </w:r>
     </w:p>
     <w:p>

--- a/chapters/make.docx
+++ b/chapters/make.docx
@@ -15,7 +15,7 @@
         <w:pStyle w:val="Date"/>
       </w:pPr>
       <w:r>
-        <w:t xml:space="preserve">Last modified: 2026-09-01 16:51:49 (PDT)</w:t>
+        <w:t xml:space="preserve">Last modified: 2026-09-01 17:27:08 (PDT)</w:t>
       </w:r>
     </w:p>
     <w:p>

--- a/chapters/make.docx
+++ b/chapters/make.docx
@@ -15,7 +15,7 @@
         <w:pStyle w:val="Date"/>
       </w:pPr>
       <w:r>
-        <w:t xml:space="preserve">Last modified: 2026-09-01 17:27:08 (PDT)</w:t>
+        <w:t xml:space="preserve">Last modified: 2026-09-01 18:01:09 (PDT)</w:t>
       </w:r>
     </w:p>
     <w:p>

--- a/chapters/make.docx
+++ b/chapters/make.docx
@@ -15,7 +15,7 @@
         <w:pStyle w:val="Date"/>
       </w:pPr>
       <w:r>
-        <w:t xml:space="preserve">Last modified: 2026-09-01 18:01:09 (PDT)</w:t>
+        <w:t xml:space="preserve">Last modified: 2026-09-01 18:14:42 (PDT)</w:t>
       </w:r>
     </w:p>
     <w:p>

--- a/chapters/make.docx
+++ b/chapters/make.docx
@@ -15,7 +15,7 @@
         <w:pStyle w:val="Date"/>
       </w:pPr>
       <w:r>
-        <w:t xml:space="preserve">Last modified: 2026-09-01 18:14:42 (PDT)</w:t>
+        <w:t xml:space="preserve">Last modified: 2026-09-01 18:28:44 (PDT)</w:t>
       </w:r>
     </w:p>
     <w:p>

--- a/chapters/make.docx
+++ b/chapters/make.docx
@@ -15,7 +15,7 @@
         <w:pStyle w:val="Date"/>
       </w:pPr>
       <w:r>
-        <w:t xml:space="preserve">Last modified: 2026-09-01 18:28:44 (PDT)</w:t>
+        <w:t xml:space="preserve">Last modified: 2026-09-01 18:33:35 (PDT)</w:t>
       </w:r>
     </w:p>
     <w:p>

--- a/chapters/make.docx
+++ b/chapters/make.docx
@@ -15,7 +15,7 @@
         <w:pStyle w:val="Date"/>
       </w:pPr>
       <w:r>
-        <w:t xml:space="preserve">Last modified: 2026-09-01 18:33:35 (PDT)</w:t>
+        <w:t xml:space="preserve">Last modified: 2026-09-01 18:37:54 (PDT)</w:t>
       </w:r>
     </w:p>
     <w:p>

--- a/chapters/make.docx
+++ b/chapters/make.docx
@@ -15,7 +15,7 @@
         <w:pStyle w:val="Date"/>
       </w:pPr>
       <w:r>
-        <w:t xml:space="preserve">Last modified: 2026-09-01 18:37:54 (PDT)</w:t>
+        <w:t xml:space="preserve">Last modified: 2026-09-01 18:43:33 (PDT)</w:t>
       </w:r>
     </w:p>
     <w:p>

--- a/chapters/make.docx
+++ b/chapters/make.docx
@@ -15,7 +15,7 @@
         <w:pStyle w:val="Date"/>
       </w:pPr>
       <w:r>
-        <w:t xml:space="preserve">Last modified: 2026-09-01 18:43:33 (PDT)</w:t>
+        <w:t xml:space="preserve">Last modified: 2026-09-01 18:57:36 (PDT)</w:t>
       </w:r>
     </w:p>
     <w:p>

--- a/chapters/make.docx
+++ b/chapters/make.docx
@@ -15,7 +15,7 @@
         <w:pStyle w:val="Date"/>
       </w:pPr>
       <w:r>
-        <w:t xml:space="preserve">Last modified: 2026-09-01 18:57:36 (PDT)</w:t>
+        <w:t xml:space="preserve">Last modified: 2026-09-01 19:08:16 (PDT)</w:t>
       </w:r>
     </w:p>
     <w:p>

--- a/chapters/make.docx
+++ b/chapters/make.docx
@@ -15,7 +15,7 @@
         <w:pStyle w:val="Date"/>
       </w:pPr>
       <w:r>
-        <w:t xml:space="preserve">Last modified: 2026-09-01 19:08:16 (PDT)</w:t>
+        <w:t xml:space="preserve">Last modified: 2026-09-01 19:33:09 (PDT)</w:t>
       </w:r>
     </w:p>
     <w:p>

--- a/chapters/make.docx
+++ b/chapters/make.docx
@@ -15,7 +15,7 @@
         <w:pStyle w:val="Date"/>
       </w:pPr>
       <w:r>
-        <w:t xml:space="preserve">Last modified: 2026-09-01 19:33:09 (PDT)</w:t>
+        <w:t xml:space="preserve">Last modified: 2026-09-01 20:05:55 (PDT)</w:t>
       </w:r>
     </w:p>
     <w:p>

--- a/chapters/make.docx
+++ b/chapters/make.docx
@@ -15,7 +15,7 @@
         <w:pStyle w:val="Date"/>
       </w:pPr>
       <w:r>
-        <w:t xml:space="preserve">Last modified: 2026-09-01 20:05:55 (PDT)</w:t>
+        <w:t xml:space="preserve">Last modified: 2026-09-01 20:17:21 (PDT)</w:t>
       </w:r>
     </w:p>
     <w:p>

--- a/chapters/make.docx
+++ b/chapters/make.docx
@@ -15,7 +15,7 @@
         <w:pStyle w:val="Date"/>
       </w:pPr>
       <w:r>
-        <w:t xml:space="preserve">Last modified: 2026-09-01 20:17:21 (PDT)</w:t>
+        <w:t xml:space="preserve">Last modified: 2026-09-01 20:53:17 (PDT)</w:t>
       </w:r>
     </w:p>
     <w:p>

--- a/chapters/make.docx
+++ b/chapters/make.docx
@@ -15,7 +15,7 @@
         <w:pStyle w:val="Date"/>
       </w:pPr>
       <w:r>
-        <w:t xml:space="preserve">Last modified: 2026-09-01 20:53:17 (PDT)</w:t>
+        <w:t xml:space="preserve">Last modified: 2026-09-01 23:07:25 (PDT)</w:t>
       </w:r>
     </w:p>
     <w:p>

--- a/chapters/make.docx
+++ b/chapters/make.docx
@@ -15,7 +15,7 @@
         <w:pStyle w:val="Date"/>
       </w:pPr>
       <w:r>
-        <w:t xml:space="preserve">Last modified: 2026-09-01 23:07:25 (PDT)</w:t>
+        <w:t xml:space="preserve">Last modified: 2026-09-10 01:06:33 (PDT)</w:t>
       </w:r>
     </w:p>
     <w:p>

--- a/chapters/make.docx
+++ b/chapters/make.docx
@@ -15,7 +15,7 @@
         <w:pStyle w:val="Date"/>
       </w:pPr>
       <w:r>
-        <w:t xml:space="preserve">Last modified: 2026-09-10 01:06:33 (PDT)</w:t>
+        <w:t xml:space="preserve">Last modified: 2026-09-10 01:06:45 (PDT)</w:t>
       </w:r>
     </w:p>
     <w:p>

--- a/chapters/make.docx
+++ b/chapters/make.docx
@@ -15,7 +15,7 @@
         <w:pStyle w:val="Date"/>
       </w:pPr>
       <w:r>
-        <w:t xml:space="preserve">Last modified: 2026-09-10 01:06:45 (PDT)</w:t>
+        <w:t xml:space="preserve">Last modified: 2026-09-10 01:58:14 (PDT)</w:t>
       </w:r>
     </w:p>
     <w:p>

--- a/chapters/make.docx
+++ b/chapters/make.docx
@@ -15,7 +15,7 @@
         <w:pStyle w:val="Date"/>
       </w:pPr>
       <w:r>
-        <w:t xml:space="preserve">Last modified: 2026-09-10 01:58:14 (PDT)</w:t>
+        <w:t xml:space="preserve">Last modified: 2026-09-10 02:13:34 (PDT)</w:t>
       </w:r>
     </w:p>
     <w:p>

--- a/chapters/make.docx
+++ b/chapters/make.docx
@@ -15,7 +15,7 @@
         <w:pStyle w:val="Date"/>
       </w:pPr>
       <w:r>
-        <w:t xml:space="preserve">Last modified: 2026-09-10 02:13:34 (PDT)</w:t>
+        <w:t xml:space="preserve">Last modified: 2026-09-10 02:27:34 (PDT)</w:t>
       </w:r>
     </w:p>
     <w:p>

--- a/chapters/make.docx
+++ b/chapters/make.docx
@@ -15,7 +15,7 @@
         <w:pStyle w:val="Date"/>
       </w:pPr>
       <w:r>
-        <w:t xml:space="preserve">Last modified: 2026-09-10 02:27:34 (PDT)</w:t>
+        <w:t xml:space="preserve">Last modified: 2026-09-10 02:40:34 (PDT)</w:t>
       </w:r>
     </w:p>
     <w:p>

--- a/chapters/make.docx
+++ b/chapters/make.docx
@@ -15,7 +15,7 @@
         <w:pStyle w:val="Date"/>
       </w:pPr>
       <w:r>
-        <w:t xml:space="preserve">Last modified: 2026-09-10 02:40:34 (PDT)</w:t>
+        <w:t xml:space="preserve">Last modified: 2026-09-10 15:26:44 (PDT)</w:t>
       </w:r>
     </w:p>
     <w:p>

--- a/chapters/make.docx
+++ b/chapters/make.docx
@@ -15,7 +15,7 @@
         <w:pStyle w:val="Date"/>
       </w:pPr>
       <w:r>
-        <w:t xml:space="preserve">Last modified: 2026-09-10 15:26:44 (PDT)</w:t>
+        <w:t xml:space="preserve">Last modified: 2026-09-10 15:42:41 (PDT)</w:t>
       </w:r>
     </w:p>
     <w:p>

--- a/chapters/make.docx
+++ b/chapters/make.docx
@@ -15,7 +15,7 @@
         <w:pStyle w:val="Date"/>
       </w:pPr>
       <w:r>
-        <w:t xml:space="preserve">Last modified: 2026-09-10 15:42:41 (PDT)</w:t>
+        <w:t xml:space="preserve">Last modified: 2026-09-10 16:15:18 (PDT)</w:t>
       </w:r>
     </w:p>
     <w:p>

--- a/chapters/make.docx
+++ b/chapters/make.docx
@@ -15,7 +15,7 @@
         <w:pStyle w:val="Date"/>
       </w:pPr>
       <w:r>
-        <w:t xml:space="preserve">Last modified: 2026-09-10 16:15:18 (PDT)</w:t>
+        <w:t xml:space="preserve">Last modified: 2026-09-10 16:29:57 (PDT)</w:t>
       </w:r>
     </w:p>
     <w:p>

--- a/chapters/make.docx
+++ b/chapters/make.docx
@@ -15,7 +15,7 @@
         <w:pStyle w:val="Date"/>
       </w:pPr>
       <w:r>
-        <w:t xml:space="preserve">Last modified: 2026-09-10 16:29:57 (PDT)</w:t>
+        <w:t xml:space="preserve">Last modified: 2026-09-10 16:53:45 (PDT)</w:t>
       </w:r>
     </w:p>
     <w:p>

--- a/chapters/make.docx
+++ b/chapters/make.docx
@@ -15,7 +15,7 @@
         <w:pStyle w:val="Date"/>
       </w:pPr>
       <w:r>
-        <w:t xml:space="preserve">Last modified: 2026-09-10 16:53:45 (PDT)</w:t>
+        <w:t xml:space="preserve">Last modified: 2026-09-10 17:02:43 (PDT)</w:t>
       </w:r>
     </w:p>
     <w:p>

--- a/chapters/make.docx
+++ b/chapters/make.docx
@@ -15,7 +15,7 @@
         <w:pStyle w:val="Date"/>
       </w:pPr>
       <w:r>
-        <w:t xml:space="preserve">Last modified: 2026-09-10 17:02:43 (PDT)</w:t>
+        <w:t xml:space="preserve">Last modified: 2026-09-10 17:26:15 (PDT)</w:t>
       </w:r>
     </w:p>
     <w:p>

--- a/chapters/make.docx
+++ b/chapters/make.docx
@@ -15,7 +15,7 @@
         <w:pStyle w:val="Date"/>
       </w:pPr>
       <w:r>
-        <w:t xml:space="preserve">Last modified: 2026-09-10 17:26:15 (PDT)</w:t>
+        <w:t xml:space="preserve">Last modified: 2026-09-10 17:56:46 (PDT)</w:t>
       </w:r>
     </w:p>
     <w:p>

--- a/chapters/make.docx
+++ b/chapters/make.docx
@@ -15,7 +15,7 @@
         <w:pStyle w:val="Date"/>
       </w:pPr>
       <w:r>
-        <w:t xml:space="preserve">Last modified: 2026-09-10 17:56:46 (PDT)</w:t>
+        <w:t xml:space="preserve">Last modified: 2026-09-10 18:15:46 (PDT)</w:t>
       </w:r>
     </w:p>
     <w:p>

--- a/chapters/make.docx
+++ b/chapters/make.docx
@@ -15,7 +15,7 @@
         <w:pStyle w:val="Date"/>
       </w:pPr>
       <w:r>
-        <w:t xml:space="preserve">Last modified: 2026-09-10 18:15:46 (PDT)</w:t>
+        <w:t xml:space="preserve">Last modified: 2026-09-10 18:34:02 (PDT)</w:t>
       </w:r>
     </w:p>
     <w:p>

--- a/chapters/make.docx
+++ b/chapters/make.docx
@@ -15,7 +15,7 @@
         <w:pStyle w:val="Date"/>
       </w:pPr>
       <w:r>
-        <w:t xml:space="preserve">Last modified: 2026-09-10 18:34:02 (PDT)</w:t>
+        <w:t xml:space="preserve">Last modified: 2026-09-10 18:52:58 (PDT)</w:t>
       </w:r>
     </w:p>
     <w:p>

--- a/chapters/make.docx
+++ b/chapters/make.docx
@@ -15,7 +15,7 @@
         <w:pStyle w:val="Date"/>
       </w:pPr>
       <w:r>
-        <w:t xml:space="preserve">Last modified: 2026-09-10 18:52:58 (PDT)</w:t>
+        <w:t xml:space="preserve">Last modified: 2026-09-10 19:12:05 (PDT)</w:t>
       </w:r>
     </w:p>
     <w:p>

--- a/chapters/make.docx
+++ b/chapters/make.docx
@@ -15,7 +15,7 @@
         <w:pStyle w:val="Date"/>
       </w:pPr>
       <w:r>
-        <w:t xml:space="preserve">Last modified: 2026-09-10 19:12:05 (PDT)</w:t>
+        <w:t xml:space="preserve">Last modified: 2026-09-10 19:32:31 (PDT)</w:t>
       </w:r>
     </w:p>
     <w:p>

--- a/chapters/make.docx
+++ b/chapters/make.docx
@@ -15,7 +15,7 @@
         <w:pStyle w:val="Date"/>
       </w:pPr>
       <w:r>
-        <w:t xml:space="preserve">Last modified: 2026-09-10 19:32:31 (PDT)</w:t>
+        <w:t xml:space="preserve">Last modified: 2026-09-10 19:44:45 (PDT)</w:t>
       </w:r>
     </w:p>
     <w:p>

--- a/chapters/make.docx
+++ b/chapters/make.docx
@@ -15,7 +15,7 @@
         <w:pStyle w:val="Date"/>
       </w:pPr>
       <w:r>
-        <w:t xml:space="preserve">Last modified: 2026-09-10 19:44:45 (PDT)</w:t>
+        <w:t xml:space="preserve">Last modified: 2026-09-10 19:57:40 (PDT)</w:t>
       </w:r>
     </w:p>
     <w:p>

--- a/chapters/make.docx
+++ b/chapters/make.docx
@@ -15,7 +15,7 @@
         <w:pStyle w:val="Date"/>
       </w:pPr>
       <w:r>
-        <w:t xml:space="preserve">Last modified: 2026-09-10 19:57:40 (PDT)</w:t>
+        <w:t xml:space="preserve">Last modified: 2026-09-10 20:10:40 (PDT)</w:t>
       </w:r>
     </w:p>
     <w:p>

--- a/chapters/make.docx
+++ b/chapters/make.docx
@@ -15,7 +15,7 @@
         <w:pStyle w:val="Date"/>
       </w:pPr>
       <w:r>
-        <w:t xml:space="preserve">Last modified: 2026-09-10 20:10:40 (PDT)</w:t>
+        <w:t xml:space="preserve">Last modified: 2026-09-10 20:23:41 (PDT)</w:t>
       </w:r>
     </w:p>
     <w:p>

--- a/chapters/make.docx
+++ b/chapters/make.docx
@@ -15,7 +15,7 @@
         <w:pStyle w:val="Date"/>
       </w:pPr>
       <w:r>
-        <w:t xml:space="preserve">Last modified: 2026-09-10 20:23:41 (PDT)</w:t>
+        <w:t xml:space="preserve">Last modified: 2026-09-10 20:52:53 (PDT)</w:t>
       </w:r>
     </w:p>
     <w:p>
